--- a/software6D/docs/6DSMOLM_tracking_methods.docx
+++ b/software6D/docs/6DSMOLM_tracking_methods.docx
@@ -73,7 +73,23 @@
           <w:rFonts w:ascii="Times New Roman" w:hAnsi="Times New Roman" w:cs="Times New Roman"/>
           <w:color w:val="000000"/>
         </w:rPr>
-        <w:t>Single-molecule orientation tracking requires joint optimization of spatial and angular coordinates, a capability absent from existing particle tracking frameworks. We present a wrapping strategy that extends u-track3D [1] with orientation-aware cost functions for the linear assignment problem (LAP), enabling six-dimensional single-molecule orientation localization microscopy (6D-SMOLM) tracking. The implementation preserves the validated spatial Kalman filter [2] of u-track3D while augmenting the linking and gap-closing cost matrices with angular distance terms derived from rotational Brownian dynamics on the unit sphere. Three orientation motion models compete at each linking step, and per-track rotational diffusion coefficients are learned adaptively from track history. Fluorophore photophysics are modeled as a three-state Markov process to generate realistic temporal gaps for benchmarking gap-closing performance [8,9]. This approach resolves linking ambiguities that purely spatial tracking cannot, particularly in dense fields where molecules with distinct orientations occupy similar spatial positions (Figure 2).</w:t>
+        <w:t xml:space="preserve">Single-molecule orientation tracking requires joint optimization of spatial and angular coordinates, a capability absent from existing particle tracking frameworks. We present a wrapping strategy that extends u-track3D [1] with orientation-aware cost functions for the linear assignment problem (LAP), enabling six-dimensional single-molecule orientation localization microscopy (6D-SMOLM) tracking. The implementation preserves the validated spatial Kalman filter [2] of u-track3D while augmenting the linking and gap-closing cost matrices with angular distance terms derived from rotational Brownian dynamics on the unit sphere. Three orientation motion models compete at each linking step, and per-track rotational diffusion coefficients are learned adaptively from track history. Fluorophore </w:t>
+      </w:r>
+      <w:proofErr w:type="spellStart"/>
+      <w:r>
+        <w:rPr>
+          <w:rFonts w:ascii="Times New Roman" w:hAnsi="Times New Roman" w:cs="Times New Roman"/>
+          <w:color w:val="000000"/>
+        </w:rPr>
+        <w:t>photophysics</w:t>
+      </w:r>
+      <w:proofErr w:type="spellEnd"/>
+      <w:r>
+        <w:rPr>
+          <w:rFonts w:ascii="Times New Roman" w:hAnsi="Times New Roman" w:cs="Times New Roman"/>
+          <w:color w:val="000000"/>
+        </w:rPr>
+        <w:t xml:space="preserve"> are modeled as a three-state Markov process to generate realistic temporal gaps for benchmarking gap-closing performance [8,9]. This approach resolves linking ambiguities that purely spatial tracking cannot, particularly in dense fields where molecules with distinct orientations occupy similar spatial positions (Figure 2).</w:t>
       </w:r>
     </w:p>
     <w:p>
@@ -109,7 +125,39 @@
           <w:rFonts w:ascii="Times New Roman" w:hAnsi="Times New Roman" w:cs="Times New Roman"/>
           <w:color w:val="000000"/>
         </w:rPr>
-        <w:t>The 6D-SMOLM tracking pipeline extends u-track3D through a wrapper architecture that preserves the original spatial tracking engine while injecting orientation information into the cost matrices. In u-track3D, two sequential linear assignment problems (LAPs) govern track construction [1]: LAP 1 performs frame-to-frame linking by optimizing assignments between detections in consecutive frames, and LAP 2 closes gaps, merges, and splits track segments across multiple frames (Figure 2). Our wrapper functions, costMat6DSMOLMLink and costMat6DSMOLMCloseGaps, first call the original u-track3D cost functions (costMatRandomDirectedSwitchingMotionLink and costMatRandomDirectedSwitchingMotionCloseGaps) to obtain baseline spatial cost matrices, then augment each valid cost entry with an additive orientation penalty. This strategy ensures that the spatial Kalman filter state propagation, nearest-neighbor distance computation, and all other internal u-track3D bookkeeping remain unmodified, isolating orientation logic to the cost function layer alone.</w:t>
+        <w:t>The 6D-SMOLM tracking pipeline extends u-track3D through a wrapper architecture that preserves the original spatial tracking engine while injecting orientation information into the cost matrices. In u-track3D, two sequential linear assignment problems (LAPs) govern track construction [1]: LAP 1 performs frame-to-frame linking by optimizing assignments between detections in consecutive frames, and LAP 2 closes gaps, merges, and splits track segments across multiple frames (Figure 2). Our wrapper functions, costMat6DSMOLMLink and costMat6DSMOLMCloseGaps, first call the original u-track3D cost functions (</w:t>
+      </w:r>
+      <w:proofErr w:type="spellStart"/>
+      <w:r>
+        <w:rPr>
+          <w:rFonts w:ascii="Times New Roman" w:hAnsi="Times New Roman" w:cs="Times New Roman"/>
+          <w:color w:val="000000"/>
+        </w:rPr>
+        <w:t>costMatRandomDirectedSwitchingMotionLink</w:t>
+      </w:r>
+      <w:proofErr w:type="spellEnd"/>
+      <w:r>
+        <w:rPr>
+          <w:rFonts w:ascii="Times New Roman" w:hAnsi="Times New Roman" w:cs="Times New Roman"/>
+          <w:color w:val="000000"/>
+        </w:rPr>
+        <w:t xml:space="preserve"> and </w:t>
+      </w:r>
+      <w:proofErr w:type="spellStart"/>
+      <w:r>
+        <w:rPr>
+          <w:rFonts w:ascii="Times New Roman" w:hAnsi="Times New Roman" w:cs="Times New Roman"/>
+          <w:color w:val="000000"/>
+        </w:rPr>
+        <w:t>costMatRandomDirectedSwitchingMotionCloseGaps</w:t>
+      </w:r>
+      <w:proofErr w:type="spellEnd"/>
+      <w:r>
+        <w:rPr>
+          <w:rFonts w:ascii="Times New Roman" w:hAnsi="Times New Roman" w:cs="Times New Roman"/>
+          <w:color w:val="000000"/>
+        </w:rPr>
+        <w:t>) to obtain baseline spatial cost matrices, then augment each valid cost entry with an additive orientation penalty. This strategy ensures that the spatial Kalman filter state propagation, nearest-neighbor distance computation, and all other internal u-track3D bookkeeping remain unmodified, isolating orientation logic to the cost function layer alone.</w:t>
       </w:r>
     </w:p>
     <w:p>
@@ -279,7 +327,23 @@
           <w:rFonts w:ascii="Times New Roman" w:eastAsiaTheme="minorEastAsia" w:hAnsi="Times New Roman" w:cs="Times New Roman"/>
           <w:color w:val="000000"/>
         </w:rPr>
-        <w:t xml:space="preserve"> serves a dual role: it contributes an optional independent cost term and modulates the measurement noise assigned to </w:t>
+        <w:t xml:space="preserve"> serves a dual role: it contributes an optional independent cost term and modulates the measure</w:t>
+      </w:r>
+      <w:proofErr w:type="spellStart"/>
+      <w:r>
+        <w:rPr>
+          <w:rFonts w:ascii="Times New Roman" w:eastAsiaTheme="minorEastAsia" w:hAnsi="Times New Roman" w:cs="Times New Roman"/>
+          <w:color w:val="000000"/>
+        </w:rPr>
+        <w:t>ment</w:t>
+      </w:r>
+      <w:proofErr w:type="spellEnd"/>
+      <w:r>
+        <w:rPr>
+          <w:rFonts w:ascii="Times New Roman" w:eastAsiaTheme="minorEastAsia" w:hAnsi="Times New Roman" w:cs="Times New Roman"/>
+          <w:color w:val="000000"/>
+        </w:rPr>
+        <w:t xml:space="preserve"> noise assigned to </w:t>
       </w:r>
       <m:oMath>
         <m:r>
@@ -3251,7 +3315,27 @@
           <w:color w:val="808080"/>
           <w:sz w:val="16"/>
         </w:rPr>
-        <w:t>Code: costMat6DSMOLMLink.m:624-625  (computeAngularDistanceMatrix)</w:t>
+        <w:t>Code: costMat6DSMOLMLink.m:624-625  (</w:t>
+      </w:r>
+      <w:proofErr w:type="spellStart"/>
+      <w:r>
+        <w:rPr>
+          <w:rFonts w:ascii="Consolas" w:hAnsi="Consolas"/>
+          <w:i/>
+          <w:color w:val="808080"/>
+          <w:sz w:val="16"/>
+        </w:rPr>
+        <w:t>computeAngularDistanceMatrix</w:t>
+      </w:r>
+      <w:proofErr w:type="spellEnd"/>
+      <w:r>
+        <w:rPr>
+          <w:rFonts w:ascii="Consolas" w:hAnsi="Consolas"/>
+          <w:i/>
+          <w:color w:val="808080"/>
+          <w:sz w:val="16"/>
+        </w:rPr>
+        <w:t>)</w:t>
       </w:r>
     </w:p>
     <w:p>
@@ -5169,257 +5253,278 @@
         <w:spacing w:after="120"/>
         <w:jc w:val="center"/>
         <w:rPr>
+          <w:rFonts w:ascii="Times New Roman" w:eastAsiaTheme="minorEastAsia" w:hAnsi="Times New Roman" w:cs="Times New Roman"/>
+          <w:color w:val="000000"/>
+        </w:rPr>
+      </w:pPr>
+      <m:oMathPara>
+        <m:oMath>
+          <m:sSub>
+            <m:sSubPr>
+              <m:ctrlPr>
+                <w:rPr>
+                  <w:rFonts w:ascii="Cambria Math" w:hAnsi="Cambria Math"/>
+                  <w:i/>
+                  <w:color w:val="000000"/>
+                </w:rPr>
+              </m:ctrlPr>
+            </m:sSubPr>
+            <m:e>
+              <m:acc>
+                <m:accPr>
+                  <m:ctrlPr>
+                    <w:rPr>
+                      <w:rFonts w:ascii="Cambria Math" w:hAnsi="Cambria Math"/>
+                      <w:i/>
+                      <w:color w:val="000000"/>
+                    </w:rPr>
+                  </m:ctrlPr>
+                </m:accPr>
+                <m:e>
+                  <m:r>
+                    <w:rPr>
+                      <w:rFonts w:ascii="Cambria Math" w:hAnsi="Cambria Math"/>
+                      <w:color w:val="000000"/>
+                    </w:rPr>
+                    <m:t>μ</m:t>
+                  </m:r>
+                </m:e>
+              </m:acc>
+            </m:e>
+            <m:sub>
+              <m:r>
+                <w:rPr>
+                  <w:rFonts w:ascii="Cambria Math" w:hAnsi="Cambria Math"/>
+                  <w:color w:val="000000"/>
+                </w:rPr>
+                <m:t>rot</m:t>
+              </m:r>
+            </m:sub>
+          </m:sSub>
+          <m:r>
+            <w:rPr>
+              <w:rFonts w:ascii="Cambria Math" w:hAnsi="Cambria Math"/>
+              <w:color w:val="000000"/>
+            </w:rPr>
+            <m:t>=</m:t>
+          </m:r>
+          <m:acc>
+            <m:accPr>
+              <m:ctrlPr>
+                <w:rPr>
+                  <w:rFonts w:ascii="Cambria Math" w:hAnsi="Cambria Math"/>
+                  <w:i/>
+                  <w:color w:val="000000"/>
+                </w:rPr>
+              </m:ctrlPr>
+            </m:accPr>
+            <m:e>
+              <m:r>
+                <w:rPr>
+                  <w:rFonts w:ascii="Cambria Math" w:hAnsi="Cambria Math"/>
+                  <w:color w:val="000000"/>
+                </w:rPr>
+                <m:t>μ</m:t>
+              </m:r>
+            </m:e>
+          </m:acc>
+          <m:r>
+            <w:rPr>
+              <w:rFonts w:ascii="Cambria Math" w:hAnsi="Cambria Math"/>
+              <w:color w:val="000000"/>
+            </w:rPr>
+            <m:t>cosα-</m:t>
+          </m:r>
+          <m:d>
+            <m:dPr>
+              <m:ctrlPr>
+                <w:rPr>
+                  <w:rFonts w:ascii="Cambria Math" w:hAnsi="Cambria Math"/>
+                  <w:i/>
+                  <w:color w:val="000000"/>
+                </w:rPr>
+              </m:ctrlPr>
+            </m:dPr>
+            <m:e>
+              <m:acc>
+                <m:accPr>
+                  <m:ctrlPr>
+                    <w:rPr>
+                      <w:rFonts w:ascii="Cambria Math" w:hAnsi="Cambria Math"/>
+                      <w:i/>
+                      <w:color w:val="000000"/>
+                    </w:rPr>
+                  </m:ctrlPr>
+                </m:accPr>
+                <m:e>
+                  <m:r>
+                    <w:rPr>
+                      <w:rFonts w:ascii="Cambria Math" w:hAnsi="Cambria Math"/>
+                      <w:color w:val="000000"/>
+                    </w:rPr>
+                    <m:t>k</m:t>
+                  </m:r>
+                </m:e>
+              </m:acc>
+              <m:r>
+                <w:rPr>
+                  <w:rFonts w:ascii="Cambria Math" w:hAnsi="Cambria Math"/>
+                  <w:color w:val="000000"/>
+                </w:rPr>
+                <m:t>×</m:t>
+              </m:r>
+              <m:acc>
+                <m:accPr>
+                  <m:ctrlPr>
+                    <w:rPr>
+                      <w:rFonts w:ascii="Cambria Math" w:hAnsi="Cambria Math"/>
+                      <w:i/>
+                      <w:color w:val="000000"/>
+                    </w:rPr>
+                  </m:ctrlPr>
+                </m:accPr>
+                <m:e>
+                  <m:r>
+                    <w:rPr>
+                      <w:rFonts w:ascii="Cambria Math" w:hAnsi="Cambria Math"/>
+                      <w:color w:val="000000"/>
+                    </w:rPr>
+                    <m:t>μ</m:t>
+                  </m:r>
+                </m:e>
+              </m:acc>
+            </m:e>
+          </m:d>
+          <m:r>
+            <w:rPr>
+              <w:rFonts w:ascii="Cambria Math" w:hAnsi="Cambria Math"/>
+              <w:color w:val="000000"/>
+            </w:rPr>
+            <m:t>sinα+</m:t>
+          </m:r>
+          <m:acc>
+            <m:accPr>
+              <m:ctrlPr>
+                <w:rPr>
+                  <w:rFonts w:ascii="Cambria Math" w:hAnsi="Cambria Math"/>
+                  <w:i/>
+                  <w:color w:val="000000"/>
+                </w:rPr>
+              </m:ctrlPr>
+            </m:accPr>
+            <m:e>
+              <m:r>
+                <w:rPr>
+                  <w:rFonts w:ascii="Cambria Math" w:hAnsi="Cambria Math"/>
+                  <w:color w:val="000000"/>
+                </w:rPr>
+                <m:t>k</m:t>
+              </m:r>
+            </m:e>
+          </m:acc>
+          <m:d>
+            <m:dPr>
+              <m:ctrlPr>
+                <w:rPr>
+                  <w:rFonts w:ascii="Cambria Math" w:hAnsi="Cambria Math"/>
+                  <w:i/>
+                  <w:color w:val="000000"/>
+                </w:rPr>
+              </m:ctrlPr>
+            </m:dPr>
+            <m:e>
+              <m:acc>
+                <m:accPr>
+                  <m:ctrlPr>
+                    <w:rPr>
+                      <w:rFonts w:ascii="Cambria Math" w:hAnsi="Cambria Math"/>
+                      <w:i/>
+                      <w:color w:val="000000"/>
+                    </w:rPr>
+                  </m:ctrlPr>
+                </m:accPr>
+                <m:e>
+                  <m:r>
+                    <w:rPr>
+                      <w:rFonts w:ascii="Cambria Math" w:hAnsi="Cambria Math"/>
+                      <w:color w:val="000000"/>
+                    </w:rPr>
+                    <m:t>k</m:t>
+                  </m:r>
+                </m:e>
+              </m:acc>
+              <m:r>
+                <w:rPr>
+                  <w:rFonts w:ascii="Cambria Math" w:hAnsi="Cambria Math"/>
+                  <w:color w:val="000000"/>
+                </w:rPr>
+                <m:t>⋅</m:t>
+              </m:r>
+              <m:acc>
+                <m:accPr>
+                  <m:ctrlPr>
+                    <w:rPr>
+                      <w:rFonts w:ascii="Cambria Math" w:hAnsi="Cambria Math"/>
+                      <w:i/>
+                      <w:color w:val="000000"/>
+                    </w:rPr>
+                  </m:ctrlPr>
+                </m:accPr>
+                <m:e>
+                  <m:r>
+                    <w:rPr>
+                      <w:rFonts w:ascii="Cambria Math" w:hAnsi="Cambria Math"/>
+                      <w:color w:val="000000"/>
+                    </w:rPr>
+                    <m:t>μ</m:t>
+                  </m:r>
+                </m:e>
+              </m:acc>
+            </m:e>
+          </m:d>
+          <m:d>
+            <m:dPr>
+              <m:ctrlPr>
+                <w:rPr>
+                  <w:rFonts w:ascii="Cambria Math" w:hAnsi="Cambria Math"/>
+                  <w:i/>
+                  <w:color w:val="000000"/>
+                </w:rPr>
+              </m:ctrlPr>
+            </m:dPr>
+            <m:e>
+              <m:r>
+                <w:rPr>
+                  <w:rFonts w:ascii="Cambria Math" w:hAnsi="Cambria Math"/>
+                  <w:color w:val="000000"/>
+                </w:rPr>
+                <m:t>1-cosα</m:t>
+              </m:r>
+            </m:e>
+          </m:d>
+        </m:oMath>
+      </m:oMathPara>
+    </w:p>
+    <w:p>
+      <w:pPr>
+        <w:spacing w:after="120"/>
+        <w:jc w:val="center"/>
+        <w:rPr>
+          <w:rFonts w:ascii="Times New Roman" w:eastAsiaTheme="minorEastAsia" w:hAnsi="Times New Roman" w:cs="Times New Roman"/>
+          <w:color w:val="808080"/>
+          <w:sz w:val="16"/>
+        </w:rPr>
+      </w:pPr>
+      <w:r>
+        <w:rPr>
           <w:rFonts w:ascii="Consolas" w:hAnsi="Consolas"/>
           <w:i/>
           <w:color w:val="808080"/>
           <w:sz w:val="16"/>
         </w:rPr>
-      </w:pPr>
-      <m:oMath>
-        <m:sSub>
-          <m:sSubPr>
-            <m:ctrlPr>
-              <w:rPr>
-                <w:rFonts w:ascii="Cambria Math" w:hAnsi="Cambria Math"/>
-                <w:i/>
-                <w:color w:val="000000"/>
-              </w:rPr>
-            </m:ctrlPr>
-          </m:sSubPr>
-          <m:e>
-            <m:acc>
-              <m:accPr>
-                <m:ctrlPr>
-                  <w:rPr>
-                    <w:rFonts w:ascii="Cambria Math" w:hAnsi="Cambria Math"/>
-                    <w:i/>
-                    <w:color w:val="000000"/>
-                  </w:rPr>
-                </m:ctrlPr>
-              </m:accPr>
-              <m:e>
-                <m:r>
-                  <w:rPr>
-                    <w:rFonts w:ascii="Cambria Math" w:hAnsi="Cambria Math"/>
-                    <w:color w:val="000000"/>
-                  </w:rPr>
-                  <m:t>μ</m:t>
-                </m:r>
-              </m:e>
-            </m:acc>
-          </m:e>
-          <m:sub>
-            <m:r>
-              <w:rPr>
-                <w:rFonts w:ascii="Cambria Math" w:hAnsi="Cambria Math"/>
-                <w:color w:val="000000"/>
-              </w:rPr>
-              <m:t>rot</m:t>
-            </m:r>
-          </m:sub>
-        </m:sSub>
-        <m:r>
-          <w:rPr>
-            <w:rFonts w:ascii="Cambria Math" w:hAnsi="Cambria Math"/>
-            <w:color w:val="000000"/>
-          </w:rPr>
-          <m:t>=</m:t>
-        </m:r>
-        <m:acc>
-          <m:accPr>
-            <m:ctrlPr>
-              <w:rPr>
-                <w:rFonts w:ascii="Cambria Math" w:hAnsi="Cambria Math"/>
-                <w:i/>
-                <w:color w:val="000000"/>
-              </w:rPr>
-            </m:ctrlPr>
-          </m:accPr>
-          <m:e>
-            <m:r>
-              <w:rPr>
-                <w:rFonts w:ascii="Cambria Math" w:hAnsi="Cambria Math"/>
-                <w:color w:val="000000"/>
-              </w:rPr>
-              <m:t>μ</m:t>
-            </m:r>
-          </m:e>
-        </m:acc>
-        <m:r>
-          <w:rPr>
-            <w:rFonts w:ascii="Cambria Math" w:hAnsi="Cambria Math"/>
-            <w:color w:val="000000"/>
-          </w:rPr>
-          <m:t>cosα-</m:t>
-        </m:r>
-        <m:d>
-          <m:dPr>
-            <m:ctrlPr>
-              <w:rPr>
-                <w:rFonts w:ascii="Cambria Math" w:hAnsi="Cambria Math"/>
-                <w:i/>
-                <w:color w:val="000000"/>
-              </w:rPr>
-            </m:ctrlPr>
-          </m:dPr>
-          <m:e>
-            <m:acc>
-              <m:accPr>
-                <m:ctrlPr>
-                  <w:rPr>
-                    <w:rFonts w:ascii="Cambria Math" w:hAnsi="Cambria Math"/>
-                    <w:i/>
-                    <w:color w:val="000000"/>
-                  </w:rPr>
-                </m:ctrlPr>
-              </m:accPr>
-              <m:e>
-                <m:r>
-                  <w:rPr>
-                    <w:rFonts w:ascii="Cambria Math" w:hAnsi="Cambria Math"/>
-                    <w:color w:val="000000"/>
-                  </w:rPr>
-                  <m:t>k</m:t>
-                </m:r>
-              </m:e>
-            </m:acc>
-            <m:r>
-              <w:rPr>
-                <w:rFonts w:ascii="Cambria Math" w:hAnsi="Cambria Math"/>
-                <w:color w:val="000000"/>
-              </w:rPr>
-              <m:t>×</m:t>
-            </m:r>
-            <m:acc>
-              <m:accPr>
-                <m:ctrlPr>
-                  <w:rPr>
-                    <w:rFonts w:ascii="Cambria Math" w:hAnsi="Cambria Math"/>
-                    <w:i/>
-                    <w:color w:val="000000"/>
-                  </w:rPr>
-                </m:ctrlPr>
-              </m:accPr>
-              <m:e>
-                <m:r>
-                  <w:rPr>
-                    <w:rFonts w:ascii="Cambria Math" w:hAnsi="Cambria Math"/>
-                    <w:color w:val="000000"/>
-                  </w:rPr>
-                  <m:t>μ</m:t>
-                </m:r>
-              </m:e>
-            </m:acc>
-          </m:e>
-        </m:d>
-        <m:r>
-          <w:rPr>
-            <w:rFonts w:ascii="Cambria Math" w:hAnsi="Cambria Math"/>
-            <w:color w:val="000000"/>
-          </w:rPr>
-          <m:t>sinα+</m:t>
-        </m:r>
-        <m:acc>
-          <m:accPr>
-            <m:ctrlPr>
-              <w:rPr>
-                <w:rFonts w:ascii="Cambria Math" w:hAnsi="Cambria Math"/>
-                <w:i/>
-                <w:color w:val="000000"/>
-              </w:rPr>
-            </m:ctrlPr>
-          </m:accPr>
-          <m:e>
-            <m:r>
-              <w:rPr>
-                <w:rFonts w:ascii="Cambria Math" w:hAnsi="Cambria Math"/>
-                <w:color w:val="000000"/>
-              </w:rPr>
-              <m:t>k</m:t>
-            </m:r>
-          </m:e>
-        </m:acc>
-        <m:d>
-          <m:dPr>
-            <m:ctrlPr>
-              <w:rPr>
-                <w:rFonts w:ascii="Cambria Math" w:hAnsi="Cambria Math"/>
-                <w:i/>
-                <w:color w:val="000000"/>
-              </w:rPr>
-            </m:ctrlPr>
-          </m:dPr>
-          <m:e>
-            <m:acc>
-              <m:accPr>
-                <m:ctrlPr>
-                  <w:rPr>
-                    <w:rFonts w:ascii="Cambria Math" w:hAnsi="Cambria Math"/>
-                    <w:i/>
-                    <w:color w:val="000000"/>
-                  </w:rPr>
-                </m:ctrlPr>
-              </m:accPr>
-              <m:e>
-                <m:r>
-                  <w:rPr>
-                    <w:rFonts w:ascii="Cambria Math" w:hAnsi="Cambria Math"/>
-                    <w:color w:val="000000"/>
-                  </w:rPr>
-                  <m:t>k</m:t>
-                </m:r>
-              </m:e>
-            </m:acc>
-            <m:r>
-              <w:rPr>
-                <w:rFonts w:ascii="Cambria Math" w:hAnsi="Cambria Math"/>
-                <w:color w:val="000000"/>
-              </w:rPr>
-              <m:t>⋅</m:t>
-            </m:r>
-            <m:acc>
-              <m:accPr>
-                <m:ctrlPr>
-                  <w:rPr>
-                    <w:rFonts w:ascii="Cambria Math" w:hAnsi="Cambria Math"/>
-                    <w:i/>
-                    <w:color w:val="000000"/>
-                  </w:rPr>
-                </m:ctrlPr>
-              </m:accPr>
-              <m:e>
-                <m:r>
-                  <w:rPr>
-                    <w:rFonts w:ascii="Cambria Math" w:hAnsi="Cambria Math"/>
-                    <w:color w:val="000000"/>
-                  </w:rPr>
-                  <m:t>μ</m:t>
-                </m:r>
-              </m:e>
-            </m:acc>
-          </m:e>
-        </m:d>
-        <m:d>
-          <m:dPr>
-            <m:ctrlPr>
-              <w:rPr>
-                <w:rFonts w:ascii="Cambria Math" w:hAnsi="Cambria Math"/>
-                <w:i/>
-                <w:color w:val="000000"/>
-              </w:rPr>
-            </m:ctrlPr>
-          </m:dPr>
-          <m:e>
-            <m:r>
-              <w:rPr>
-                <w:rFonts w:ascii="Cambria Math" w:hAnsi="Cambria Math"/>
-                <w:color w:val="000000"/>
-              </w:rPr>
-              <m:t>1-cosα</m:t>
-            </m:r>
-          </m:e>
-        </m:d>
-      </m:oMath>
+        <w:t>stMat6DSMOLMLink.m:738-740  (</w:t>
+      </w:r>
+      <w:proofErr w:type="spellStart"/>
       <w:r>
         <w:rPr>
           <w:rFonts w:ascii="Consolas" w:hAnsi="Consolas"/>
@@ -5427,7 +5532,17 @@
           <w:color w:val="808080"/>
           <w:sz w:val="16"/>
         </w:rPr>
-        <w:t>stMat6DSMOLMLink.m:738-740  (rotateVector)  |  generate6DTrajectories.m:700-702  (rodrigues_rotate)</w:t>
+        <w:t>rotateVector</w:t>
+      </w:r>
+      <w:proofErr w:type="spellEnd"/>
+      <w:r>
+        <w:rPr>
+          <w:rFonts w:ascii="Consolas" w:hAnsi="Consolas"/>
+          <w:i/>
+          <w:color w:val="808080"/>
+          <w:sz w:val="16"/>
+        </w:rPr>
+        <w:t>)  |  generate6DTrajectories.m:700-702  (rodrigues_rotate)</w:t>
       </w:r>
     </w:p>
     <w:p>
@@ -6793,6 +6908,7 @@
           <w:color w:val="808080"/>
           <w:sz w:val="16"/>
         </w:rPr>
+        <w:lastRenderedPageBreak/>
         <w:t>Code: costMat6DSMOLMLink.m:322-323</w:t>
       </w:r>
     </w:p>
@@ -6809,7 +6925,6 @@
           <w:rFonts w:ascii="Times New Roman" w:hAnsi="Times New Roman" w:cs="Times New Roman"/>
           <w:color w:val="000000"/>
         </w:rPr>
-        <w:lastRenderedPageBreak/>
         <w:t xml:space="preserve">This is structurally identical to the translational MSD estimator </w:t>
       </w:r>
       <m:oMath>
@@ -8404,7 +8519,27 @@
           <w:color w:val="808080"/>
           <w:sz w:val="16"/>
         </w:rPr>
-        <w:t>Code: costMat6DSMOLMLink.m:472-473  (min over costStack)</w:t>
+        <w:t xml:space="preserve">Code: costMat6DSMOLMLink.m:472-473  (min over </w:t>
+      </w:r>
+      <w:proofErr w:type="spellStart"/>
+      <w:r>
+        <w:rPr>
+          <w:rFonts w:ascii="Consolas" w:hAnsi="Consolas"/>
+          <w:i/>
+          <w:color w:val="808080"/>
+          <w:sz w:val="16"/>
+        </w:rPr>
+        <w:t>costStack</w:t>
+      </w:r>
+      <w:proofErr w:type="spellEnd"/>
+      <w:r>
+        <w:rPr>
+          <w:rFonts w:ascii="Consolas" w:hAnsi="Consolas"/>
+          <w:i/>
+          <w:color w:val="808080"/>
+          <w:sz w:val="16"/>
+        </w:rPr>
+        <w:t>)</w:t>
       </w:r>
     </w:p>
     <w:p>
@@ -8420,7 +8555,23 @@
           <w:rFonts w:ascii="Times New Roman" w:hAnsi="Times New Roman" w:cs="Times New Roman"/>
           <w:color w:val="000000"/>
         </w:rPr>
-        <w:t>The winning scheme index is recorded in the orientPropagationScheme matrix for diagnostic purposes, allowing post hoc analysis of which motion regime dominates in different regions of the sample.</w:t>
+        <w:t xml:space="preserve">The winning scheme index is recorded in the </w:t>
+      </w:r>
+      <w:proofErr w:type="spellStart"/>
+      <w:r>
+        <w:rPr>
+          <w:rFonts w:ascii="Times New Roman" w:hAnsi="Times New Roman" w:cs="Times New Roman"/>
+          <w:color w:val="000000"/>
+        </w:rPr>
+        <w:t>orientPropagationScheme</w:t>
+      </w:r>
+      <w:proofErr w:type="spellEnd"/>
+      <w:r>
+        <w:rPr>
+          <w:rFonts w:ascii="Times New Roman" w:hAnsi="Times New Roman" w:cs="Times New Roman"/>
+          <w:color w:val="000000"/>
+        </w:rPr>
+        <w:t xml:space="preserve"> matrix for diagnostic purposes, allowing post hoc analysis of which motion regime dominates in different regions of the sample.</w:t>
       </w:r>
     </w:p>
     <w:p>
@@ -8867,7 +9018,23 @@
           <w:color w:val="000000"/>
         </w:rPr>
         <w:lastRenderedPageBreak/>
-        <w:t xml:space="preserve">Following the assignment-matrix formalism of Jaqaman et al. [1], frame-to-frame linking is solved by finding the binary assignment matrix </w:t>
+        <w:t xml:space="preserve">Following the assignment-matrix formalism of </w:t>
+      </w:r>
+      <w:proofErr w:type="spellStart"/>
+      <w:r>
+        <w:rPr>
+          <w:rFonts w:ascii="Times New Roman" w:hAnsi="Times New Roman" w:cs="Times New Roman"/>
+          <w:color w:val="000000"/>
+        </w:rPr>
+        <w:t>Jaqaman</w:t>
+      </w:r>
+      <w:proofErr w:type="spellEnd"/>
+      <w:r>
+        <w:rPr>
+          <w:rFonts w:ascii="Times New Roman" w:hAnsi="Times New Roman" w:cs="Times New Roman"/>
+          <w:color w:val="000000"/>
+        </w:rPr>
+        <w:t xml:space="preserve"> et al. [1], frame-to-frame linking is solved by finding the binary assignment matrix </w:t>
       </w:r>
       <m:oMath>
         <m:r>
@@ -9232,7 +9399,47 @@
           <w:color w:val="808080"/>
           <w:sz w:val="16"/>
         </w:rPr>
-        <w:t>Code: lap.m  (Jonker-Volgenant solver, called from u-track3D)</w:t>
+        <w:t xml:space="preserve">Code: </w:t>
+      </w:r>
+      <w:proofErr w:type="spellStart"/>
+      <w:r>
+        <w:rPr>
+          <w:rFonts w:ascii="Consolas" w:hAnsi="Consolas"/>
+          <w:i/>
+          <w:color w:val="808080"/>
+          <w:sz w:val="16"/>
+        </w:rPr>
+        <w:t>lap.m</w:t>
+      </w:r>
+      <w:proofErr w:type="spellEnd"/>
+      <w:r>
+        <w:rPr>
+          <w:rFonts w:ascii="Consolas" w:hAnsi="Consolas"/>
+          <w:i/>
+          <w:color w:val="808080"/>
+          <w:sz w:val="16"/>
+        </w:rPr>
+        <w:t xml:space="preserve">  (Jonker-</w:t>
+      </w:r>
+      <w:proofErr w:type="spellStart"/>
+      <w:r>
+        <w:rPr>
+          <w:rFonts w:ascii="Consolas" w:hAnsi="Consolas"/>
+          <w:i/>
+          <w:color w:val="808080"/>
+          <w:sz w:val="16"/>
+        </w:rPr>
+        <w:t>Volgenant</w:t>
+      </w:r>
+      <w:proofErr w:type="spellEnd"/>
+      <w:r>
+        <w:rPr>
+          <w:rFonts w:ascii="Consolas" w:hAnsi="Consolas"/>
+          <w:i/>
+          <w:color w:val="808080"/>
+          <w:sz w:val="16"/>
+        </w:rPr>
+        <w:t xml:space="preserve"> solver, called from u-track3D)</w:t>
       </w:r>
     </w:p>
     <w:p>
@@ -9692,7 +9899,23 @@
           <w:rFonts w:ascii="Times New Roman" w:hAnsi="Times New Roman" w:cs="Times New Roman"/>
           <w:color w:val="000000"/>
         </w:rPr>
-        <w:t xml:space="preserve">The augmented cost matrix is solved by the Jonker-Volgenant algorithm [7] to obtain the globally optimal assignment. This algorithm solves the linear assignment problem in </w:t>
+        <w:t>The augmented cost matrix is solved by the Jonker-</w:t>
+      </w:r>
+      <w:proofErr w:type="spellStart"/>
+      <w:r>
+        <w:rPr>
+          <w:rFonts w:ascii="Times New Roman" w:hAnsi="Times New Roman" w:cs="Times New Roman"/>
+          <w:color w:val="000000"/>
+        </w:rPr>
+        <w:t>Volgenant</w:t>
+      </w:r>
+      <w:proofErr w:type="spellEnd"/>
+      <w:r>
+        <w:rPr>
+          <w:rFonts w:ascii="Times New Roman" w:hAnsi="Times New Roman" w:cs="Times New Roman"/>
+          <w:color w:val="000000"/>
+        </w:rPr>
+        <w:t xml:space="preserve"> algorithm [7] to obtain the globally optimal assignment. This algorithm solves the linear assignment problem in </w:t>
       </w:r>
       <m:oMath>
         <m:r>
@@ -10044,7 +10267,27 @@
           <w:sz w:val="28"/>
         </w:rPr>
         <w:lastRenderedPageBreak/>
-        <w:t>5. Fluorophore Photophysics Model</w:t>
+        <w:t xml:space="preserve">5. Fluorophore </w:t>
+      </w:r>
+      <w:proofErr w:type="spellStart"/>
+      <w:r>
+        <w:rPr>
+          <w:rFonts w:ascii="Times New Roman" w:hAnsi="Times New Roman" w:cs="Times New Roman"/>
+          <w:b/>
+          <w:color w:val="000000"/>
+          <w:sz w:val="28"/>
+        </w:rPr>
+        <w:t>Photophysics</w:t>
+      </w:r>
+      <w:proofErr w:type="spellEnd"/>
+      <w:r>
+        <w:rPr>
+          <w:rFonts w:ascii="Times New Roman" w:hAnsi="Times New Roman" w:cs="Times New Roman"/>
+          <w:b/>
+          <w:color w:val="000000"/>
+          <w:sz w:val="28"/>
+        </w:rPr>
+        <w:t xml:space="preserve"> Model</w:t>
       </w:r>
     </w:p>
     <w:p>
@@ -10060,7 +10303,23 @@
           <w:rFonts w:ascii="Times New Roman" w:hAnsi="Times New Roman" w:cs="Times New Roman"/>
           <w:color w:val="000000"/>
         </w:rPr>
-        <w:t>Fluorophore photophysics are modeled as a three-state continuous-time Markov process to generate realistic temporal gaps that test the gap-closing capability of the tracking algorithm [8,9]. Each simulated fluorophore occupies one of three states at any time: emitting (on), dark (off), or permanently photobleached. State transitions are sampled at each simulation frame as independent Bernoulli trials, with per-frame transition probabilities derived from the underlying continuous-time rate constants [9,10]:</w:t>
+        <w:t xml:space="preserve">Fluorophore </w:t>
+      </w:r>
+      <w:proofErr w:type="spellStart"/>
+      <w:r>
+        <w:rPr>
+          <w:rFonts w:ascii="Times New Roman" w:hAnsi="Times New Roman" w:cs="Times New Roman"/>
+          <w:color w:val="000000"/>
+        </w:rPr>
+        <w:t>photophysics</w:t>
+      </w:r>
+      <w:proofErr w:type="spellEnd"/>
+      <w:r>
+        <w:rPr>
+          <w:rFonts w:ascii="Times New Roman" w:hAnsi="Times New Roman" w:cs="Times New Roman"/>
+          <w:color w:val="000000"/>
+        </w:rPr>
+        <w:t xml:space="preserve"> are modeled as a three-state continuous-time Markov process to generate realistic temporal gaps that test the gap-closing capability of the tracking algorithm [8,9]. Each simulated fluorophore occupies one of three states at any time: emitting (on), dark (off), or permanently photobleached. State transitions are sampled at each simulation frame as independent Bernoulli trials, with per-frame transition probabilities derived from the underlying continuous-time rate constants [9,10]:</w:t>
       </w:r>
     </w:p>
     <w:p>
@@ -10168,7 +10427,27 @@
           <w:color w:val="808080"/>
           <w:sz w:val="16"/>
         </w:rPr>
-        <w:t>Code: generate6DTrajectories.m:279  (if rand &lt; o.BlinkOffRate)</w:t>
+        <w:t xml:space="preserve">Code: generate6DTrajectories.m:279  (if rand &lt; </w:t>
+      </w:r>
+      <w:proofErr w:type="spellStart"/>
+      <w:r>
+        <w:rPr>
+          <w:rFonts w:ascii="Consolas" w:hAnsi="Consolas"/>
+          <w:i/>
+          <w:color w:val="808080"/>
+          <w:sz w:val="16"/>
+        </w:rPr>
+        <w:t>o.BlinkOffRate</w:t>
+      </w:r>
+      <w:proofErr w:type="spellEnd"/>
+      <w:r>
+        <w:rPr>
+          <w:rFonts w:ascii="Consolas" w:hAnsi="Consolas"/>
+          <w:i/>
+          <w:color w:val="808080"/>
+          <w:sz w:val="16"/>
+        </w:rPr>
+        <w:t>)</w:t>
       </w:r>
     </w:p>
     <w:p>
@@ -10276,7 +10555,27 @@
           <w:color w:val="808080"/>
           <w:sz w:val="16"/>
         </w:rPr>
-        <w:t>Code: generate6DTrajectories.m:283  (if rand &lt; o.BlinkOnRate)</w:t>
+        <w:t xml:space="preserve">Code: generate6DTrajectories.m:283  (if rand &lt; </w:t>
+      </w:r>
+      <w:proofErr w:type="spellStart"/>
+      <w:r>
+        <w:rPr>
+          <w:rFonts w:ascii="Consolas" w:hAnsi="Consolas"/>
+          <w:i/>
+          <w:color w:val="808080"/>
+          <w:sz w:val="16"/>
+        </w:rPr>
+        <w:t>o.BlinkOnRate</w:t>
+      </w:r>
+      <w:proofErr w:type="spellEnd"/>
+      <w:r>
+        <w:rPr>
+          <w:rFonts w:ascii="Consolas" w:hAnsi="Consolas"/>
+          <w:i/>
+          <w:color w:val="808080"/>
+          <w:sz w:val="16"/>
+        </w:rPr>
+        <w:t>)</w:t>
       </w:r>
     </w:p>
     <w:p>
@@ -10384,7 +10683,27 @@
           <w:color w:val="808080"/>
           <w:sz w:val="16"/>
         </w:rPr>
-        <w:t>Code: generate6DTrajectories.m:272  (if rand &lt; o.BleachRate)</w:t>
+        <w:t xml:space="preserve">Code: generate6DTrajectories.m:272  (if rand &lt; </w:t>
+      </w:r>
+      <w:proofErr w:type="spellStart"/>
+      <w:r>
+        <w:rPr>
+          <w:rFonts w:ascii="Consolas" w:hAnsi="Consolas"/>
+          <w:i/>
+          <w:color w:val="808080"/>
+          <w:sz w:val="16"/>
+        </w:rPr>
+        <w:t>o.BleachRate</w:t>
+      </w:r>
+      <w:proofErr w:type="spellEnd"/>
+      <w:r>
+        <w:rPr>
+          <w:rFonts w:ascii="Consolas" w:hAnsi="Consolas"/>
+          <w:i/>
+          <w:color w:val="808080"/>
+          <w:sz w:val="16"/>
+        </w:rPr>
+        <w:t>)</w:t>
       </w:r>
     </w:p>
     <w:p>
@@ -10658,7 +10977,23 @@
           <w:rFonts w:ascii="Times New Roman" w:hAnsi="Times New Roman" w:cs="Times New Roman"/>
           <w:color w:val="000000"/>
         </w:rPr>
-        <w:t>The photophysics state machine is evaluated at each frame in the following order: (1) if the molecule is bleached, the frame is skipped entirely; (2) a bleaching check is performed (applicable from both on and dark states); (3) if the molecule is on, it may transition to dark; if dark, it may transition to on. When a molecule is in the dark state, it continues to diffuse spatially and rotationally but does not produce a detection, creating a temporal gap in the trajectory. When the molecule returns to the emitting state, it reappears at a new position, and the gap-closing LAP (Section 4.1) must bridge this interval. Bleached molecules cease all propagation permanently.</w:t>
+        <w:t xml:space="preserve">The </w:t>
+      </w:r>
+      <w:proofErr w:type="spellStart"/>
+      <w:r>
+        <w:rPr>
+          <w:rFonts w:ascii="Times New Roman" w:hAnsi="Times New Roman" w:cs="Times New Roman"/>
+          <w:color w:val="000000"/>
+        </w:rPr>
+        <w:t>photophysics</w:t>
+      </w:r>
+      <w:proofErr w:type="spellEnd"/>
+      <w:r>
+        <w:rPr>
+          <w:rFonts w:ascii="Times New Roman" w:hAnsi="Times New Roman" w:cs="Times New Roman"/>
+          <w:color w:val="000000"/>
+        </w:rPr>
+        <w:t xml:space="preserve"> state machine is evaluated at each frame in the following order: (1) if the molecule is bleached, the frame is skipped entirely; (2) a bleaching check is performed (applicable from both on and dark states); (3) if the molecule is on, it may transition to dark; if dark, it may transition to on. When a molecule is in the dark state, it continues to diffuse spatially and rotationally but does not produce a detection, creating a temporal gap in the trajectory. When the molecule returns to the emitting state, it reappears at a new position, and the gap-closing LAP (Section 4.1) must bridge this interval. Bleached molecules cease all propagation permanently.</w:t>
       </w:r>
     </w:p>
     <w:p>
@@ -10822,7 +11157,47 @@
           <w:color w:val="808080"/>
           <w:sz w:val="16"/>
         </w:rPr>
-        <w:t>Code: generate6DTrajectories.m:435-436  (x_obs, y_obs)</w:t>
+        <w:t>Code: generate6DTrajectories.m:435-436  (</w:t>
+      </w:r>
+      <w:proofErr w:type="spellStart"/>
+      <w:r>
+        <w:rPr>
+          <w:rFonts w:ascii="Consolas" w:hAnsi="Consolas"/>
+          <w:i/>
+          <w:color w:val="808080"/>
+          <w:sz w:val="16"/>
+        </w:rPr>
+        <w:t>x_obs</w:t>
+      </w:r>
+      <w:proofErr w:type="spellEnd"/>
+      <w:r>
+        <w:rPr>
+          <w:rFonts w:ascii="Consolas" w:hAnsi="Consolas"/>
+          <w:i/>
+          <w:color w:val="808080"/>
+          <w:sz w:val="16"/>
+        </w:rPr>
+        <w:t xml:space="preserve">, </w:t>
+      </w:r>
+      <w:proofErr w:type="spellStart"/>
+      <w:r>
+        <w:rPr>
+          <w:rFonts w:ascii="Consolas" w:hAnsi="Consolas"/>
+          <w:i/>
+          <w:color w:val="808080"/>
+          <w:sz w:val="16"/>
+        </w:rPr>
+        <w:t>y_obs</w:t>
+      </w:r>
+      <w:proofErr w:type="spellEnd"/>
+      <w:r>
+        <w:rPr>
+          <w:rFonts w:ascii="Consolas" w:hAnsi="Consolas"/>
+          <w:i/>
+          <w:color w:val="808080"/>
+          <w:sz w:val="16"/>
+        </w:rPr>
+        <w:t>)</w:t>
       </w:r>
     </w:p>
     <w:p>
@@ -10930,7 +11305,27 @@
           <w:color w:val="808080"/>
           <w:sz w:val="16"/>
         </w:rPr>
-        <w:t>Code: generate6DTrajectories.m:438  (theta_obs)</w:t>
+        <w:t>Code: generate6DTrajectories.m:438  (</w:t>
+      </w:r>
+      <w:proofErr w:type="spellStart"/>
+      <w:r>
+        <w:rPr>
+          <w:rFonts w:ascii="Consolas" w:hAnsi="Consolas"/>
+          <w:i/>
+          <w:color w:val="808080"/>
+          <w:sz w:val="16"/>
+        </w:rPr>
+        <w:t>theta_obs</w:t>
+      </w:r>
+      <w:proofErr w:type="spellEnd"/>
+      <w:r>
+        <w:rPr>
+          <w:rFonts w:ascii="Consolas" w:hAnsi="Consolas"/>
+          <w:i/>
+          <w:color w:val="808080"/>
+          <w:sz w:val="16"/>
+        </w:rPr>
+        <w:t>)</w:t>
       </w:r>
     </w:p>
     <w:p>
@@ -11694,7 +12089,39 @@
           <w:rFonts w:ascii="Times New Roman" w:hAnsi="Times New Roman" w:cs="Times New Roman"/>
           <w:color w:val="000000"/>
         </w:rPr>
-        <w:t>Figure 2. Orientation-augmented linear assignment problems for 6D-SMOLM tracking. (A) Frame-to-frame linking (LAP 1). Three particles (A, B, C) in frame t are linked to detections in frame t+1. Colored arrows at each detection represent the measured dipole orientation (θ, φ). Solid colored lines indicate optimal 6D assignments; dashed black lines indicate rejected candidate links. Orientation similarity between matched pairs (e.g., A to A') reduces the total cost below that of spatially similar but orientationally incompatible alternatives. (B) Gap closing and segment linking (LAP 2) via orientational coordinates. Three scenarios are shown: (i) correct gap closing when the segment endpoint and startpoint share a low-cost orientation match; (ii) rejection of a segment link due to (θ, φ) mismatch despite spatial continuity; and (iii) disambiguation of crossing trajectories where high spatial costs alone are insufficient, but distinct orientation signatures correctly assign detections to the appropriate track segments.</w:t>
+        <w:t>Figure 2. Orientation-augmented linear assignment problems for 6D-SMOLM tracking. (A) Frame-to-frame linking (LAP 1). Three particles (A, B, C) in frame t are linked to detections in frame t+1. Colored arrows at each detection represent the measured dipole orientation (θ, φ). Solid colored lines indicate optimal 6D assignments; dashed black lines indicate rejected candidate links. Orientation similarity between matched pairs (e.g., A to A') reduces the total cost below that of spatially similar but orientationally incompatible alternatives. (B) Gap closing and segment linking (LAP 2) via orientational coordinates. Three scenarios are shown: (</w:t>
+      </w:r>
+      <w:proofErr w:type="spellStart"/>
+      <w:r>
+        <w:rPr>
+          <w:rFonts w:ascii="Times New Roman" w:hAnsi="Times New Roman" w:cs="Times New Roman"/>
+          <w:color w:val="000000"/>
+        </w:rPr>
+        <w:t>i</w:t>
+      </w:r>
+      <w:proofErr w:type="spellEnd"/>
+      <w:r>
+        <w:rPr>
+          <w:rFonts w:ascii="Times New Roman" w:hAnsi="Times New Roman" w:cs="Times New Roman"/>
+          <w:color w:val="000000"/>
+        </w:rPr>
+        <w:t xml:space="preserve">) correct gap closing when the segment endpoint and </w:t>
+      </w:r>
+      <w:proofErr w:type="spellStart"/>
+      <w:r>
+        <w:rPr>
+          <w:rFonts w:ascii="Times New Roman" w:hAnsi="Times New Roman" w:cs="Times New Roman"/>
+          <w:color w:val="000000"/>
+        </w:rPr>
+        <w:t>startpoint</w:t>
+      </w:r>
+      <w:proofErr w:type="spellEnd"/>
+      <w:r>
+        <w:rPr>
+          <w:rFonts w:ascii="Times New Roman" w:hAnsi="Times New Roman" w:cs="Times New Roman"/>
+          <w:color w:val="000000"/>
+        </w:rPr>
+        <w:t xml:space="preserve"> share a low-cost orientation match; (ii) rejection of a segment link due to (θ, φ) mismatch despite spatial continuity; and (iii) disambiguation of crossing trajectories where high spatial costs alone are insufficient, but distinct orientation signatures correctly assign detections to the appropriate track segments.</w:t>
       </w:r>
     </w:p>
     <w:p>
@@ -11800,7 +12227,115 @@
           <w:color w:val="000000"/>
           <w:sz w:val="20"/>
         </w:rPr>
-        <w:t>Figure A1. Rotational Brownian step on the unit sphere. (A) The dipole orientation μ (blue arrow) lies on the unit sphere S². The orange tangent plane touches S² only at μ and is everywhere perpendicular to μ. Because μ is constrained to unit length, any infinitesimal motion must lie within this plane. (B) Two orthogonal unit vectors e₁ (red) and e₂ (green) span the tangent plane at μ. They are constructed to be perpendicular to μ and to each other, providing two independent local directions in which the orientation can diffuse. (C) Two independent Gaussian samples a₁, a₂ ~ N(0, 2D_(rot)Δt) are drawn in the tangent plane (gray dots show many such samples). One specific displacement δ = a₁e₁ + a₂e₂ (magenta arrow) is the net infinitesimal step. The squared magnitude has expectation E[|δ|²] = 4D_(rot)Δt, reflecting the two tangent-plane degrees of freedom. (D) The new orientation μ_(new) (purple) is obtained by rotating μ by angle |δ| about an axis perpendicular to δ via the Rodrigues formula. The red arc traces the great-circle path on S², so μ_(new) lands exactly back on the unit sphere, preserving |μ| = 1. This is the operation implemented by rotateVector / rodrigues_rotate.</w:t>
+        <w:t>Figure A1. Rotational Brownian step on the unit sphere. (A) The dipole orientation μ (blue arrow) lies on the unit sphere S². The orange tangent plane touches S² only at μ and is everywhere perpendicular to μ. Because μ is constrained to unit length, any infinitesimal motion must lie within this plane. (B) Two orthogonal unit vectors e₁ (red) and e₂ (green) span the tangent plane at μ. They are constructed to be perpendicular to μ and to each other, providing two independent local directions in which the orientation can diffuse. (C) Two independent Gaussian samples a₁, a₂ ~ N(0, 2D_(rot)</w:t>
+      </w:r>
+      <w:proofErr w:type="spellStart"/>
+      <w:r>
+        <w:rPr>
+          <w:rFonts w:ascii="Times New Roman" w:hAnsi="Times New Roman" w:cs="Times New Roman"/>
+          <w:color w:val="000000"/>
+          <w:sz w:val="20"/>
+        </w:rPr>
+        <w:t>Δt</w:t>
+      </w:r>
+      <w:proofErr w:type="spellEnd"/>
+      <w:r>
+        <w:rPr>
+          <w:rFonts w:ascii="Times New Roman" w:hAnsi="Times New Roman" w:cs="Times New Roman"/>
+          <w:color w:val="000000"/>
+          <w:sz w:val="20"/>
+        </w:rPr>
+        <w:t xml:space="preserve">) are drawn in the tangent plane (gray dots show many such samples). One specific displacement δ = </w:t>
+      </w:r>
+      <w:proofErr w:type="spellStart"/>
+      <w:r>
+        <w:rPr>
+          <w:rFonts w:ascii="Times New Roman" w:hAnsi="Times New Roman" w:cs="Times New Roman"/>
+          <w:color w:val="000000"/>
+          <w:sz w:val="20"/>
+        </w:rPr>
+        <w:t>a₁e</w:t>
+      </w:r>
+      <w:proofErr w:type="spellEnd"/>
+      <w:r>
+        <w:rPr>
+          <w:rFonts w:ascii="Times New Roman" w:hAnsi="Times New Roman" w:cs="Times New Roman"/>
+          <w:color w:val="000000"/>
+          <w:sz w:val="20"/>
+        </w:rPr>
+        <w:t xml:space="preserve">₁ + </w:t>
+      </w:r>
+      <w:proofErr w:type="spellStart"/>
+      <w:r>
+        <w:rPr>
+          <w:rFonts w:ascii="Times New Roman" w:hAnsi="Times New Roman" w:cs="Times New Roman"/>
+          <w:color w:val="000000"/>
+          <w:sz w:val="20"/>
+        </w:rPr>
+        <w:t>a₂e</w:t>
+      </w:r>
+      <w:proofErr w:type="spellEnd"/>
+      <w:r>
+        <w:rPr>
+          <w:rFonts w:ascii="Times New Roman" w:hAnsi="Times New Roman" w:cs="Times New Roman"/>
+          <w:color w:val="000000"/>
+          <w:sz w:val="20"/>
+        </w:rPr>
+        <w:t>₂ (magenta arrow) is the net infinitesimal step. The squared magnitude has expectation E[|δ|²] = 4D_(rot)</w:t>
+      </w:r>
+      <w:proofErr w:type="spellStart"/>
+      <w:r>
+        <w:rPr>
+          <w:rFonts w:ascii="Times New Roman" w:hAnsi="Times New Roman" w:cs="Times New Roman"/>
+          <w:color w:val="000000"/>
+          <w:sz w:val="20"/>
+        </w:rPr>
+        <w:t>Δt</w:t>
+      </w:r>
+      <w:proofErr w:type="spellEnd"/>
+      <w:r>
+        <w:rPr>
+          <w:rFonts w:ascii="Times New Roman" w:hAnsi="Times New Roman" w:cs="Times New Roman"/>
+          <w:color w:val="000000"/>
+          <w:sz w:val="20"/>
+        </w:rPr>
+        <w:t xml:space="preserve">, reflecting the two tangent-plane degrees of freedom. (D) The new orientation μ_(new) (purple) is obtained by rotating μ by angle |δ| about an axis perpendicular to δ via the Rodrigues formula. The red arc traces the great-circle path on S², so μ_(new) lands exactly back on the unit sphere, preserving |μ| = 1. This is the operation implemented by </w:t>
+      </w:r>
+      <w:proofErr w:type="spellStart"/>
+      <w:r>
+        <w:rPr>
+          <w:rFonts w:ascii="Times New Roman" w:hAnsi="Times New Roman" w:cs="Times New Roman"/>
+          <w:color w:val="000000"/>
+          <w:sz w:val="20"/>
+        </w:rPr>
+        <w:t>rotateVector</w:t>
+      </w:r>
+      <w:proofErr w:type="spellEnd"/>
+      <w:r>
+        <w:rPr>
+          <w:rFonts w:ascii="Times New Roman" w:hAnsi="Times New Roman" w:cs="Times New Roman"/>
+          <w:color w:val="000000"/>
+          <w:sz w:val="20"/>
+        </w:rPr>
+        <w:t xml:space="preserve"> / </w:t>
+      </w:r>
+      <w:proofErr w:type="spellStart"/>
+      <w:r>
+        <w:rPr>
+          <w:rFonts w:ascii="Times New Roman" w:hAnsi="Times New Roman" w:cs="Times New Roman"/>
+          <w:color w:val="000000"/>
+          <w:sz w:val="20"/>
+        </w:rPr>
+        <w:t>rodrigues_rotate</w:t>
+      </w:r>
+      <w:proofErr w:type="spellEnd"/>
+      <w:r>
+        <w:rPr>
+          <w:rFonts w:ascii="Times New Roman" w:hAnsi="Times New Roman" w:cs="Times New Roman"/>
+          <w:color w:val="000000"/>
+          <w:sz w:val="20"/>
+        </w:rPr>
+        <w:t>.</w:t>
       </w:r>
     </w:p>
     <w:p>
@@ -11839,7 +12374,43 @@
           <w:color w:val="000000"/>
           <w:sz w:val="20"/>
         </w:rPr>
-        <w:t>[1] Jaqaman, K., Loerke, D., Mettlen, M., Hainaut, P., Riche, S., Jaqaman, K., Jain, A., et al. Robust single-particle tracking in live-cell time-lapse sequences. Nature Methods 5(8), 695-702 (2008).</w:t>
+        <w:t xml:space="preserve">[1] </w:t>
+      </w:r>
+      <w:proofErr w:type="spellStart"/>
+      <w:r>
+        <w:rPr>
+          <w:rFonts w:ascii="Times New Roman" w:hAnsi="Times New Roman" w:cs="Times New Roman"/>
+          <w:color w:val="000000"/>
+          <w:sz w:val="20"/>
+        </w:rPr>
+        <w:t>Jaqaman</w:t>
+      </w:r>
+      <w:proofErr w:type="spellEnd"/>
+      <w:r>
+        <w:rPr>
+          <w:rFonts w:ascii="Times New Roman" w:hAnsi="Times New Roman" w:cs="Times New Roman"/>
+          <w:color w:val="000000"/>
+          <w:sz w:val="20"/>
+        </w:rPr>
+        <w:t xml:space="preserve">, K., Loerke, D., Mettlen, M., Hainaut, P., Riche, S., </w:t>
+      </w:r>
+      <w:proofErr w:type="spellStart"/>
+      <w:r>
+        <w:rPr>
+          <w:rFonts w:ascii="Times New Roman" w:hAnsi="Times New Roman" w:cs="Times New Roman"/>
+          <w:color w:val="000000"/>
+          <w:sz w:val="20"/>
+        </w:rPr>
+        <w:t>Jaqaman</w:t>
+      </w:r>
+      <w:proofErr w:type="spellEnd"/>
+      <w:r>
+        <w:rPr>
+          <w:rFonts w:ascii="Times New Roman" w:hAnsi="Times New Roman" w:cs="Times New Roman"/>
+          <w:color w:val="000000"/>
+          <w:sz w:val="20"/>
+        </w:rPr>
+        <w:t>, K., Jain, A., et al. Robust single-particle tracking in live-cell time-lapse sequences. Nature Methods 5(8), 695-702 (2008).</w:t>
       </w:r>
     </w:p>
     <w:p>
@@ -11877,7 +12448,25 @@
           <w:color w:val="000000"/>
           <w:sz w:val="20"/>
         </w:rPr>
-        <w:t>[3] Fourkas, J.T. Rapid determination of the three-dimensional orientation of single molecules. Optics Letters 26(4), 211-213 (2001).</w:t>
+        <w:t xml:space="preserve">[3] </w:t>
+      </w:r>
+      <w:proofErr w:type="spellStart"/>
+      <w:r>
+        <w:rPr>
+          <w:rFonts w:ascii="Times New Roman" w:hAnsi="Times New Roman" w:cs="Times New Roman"/>
+          <w:color w:val="000000"/>
+          <w:sz w:val="20"/>
+        </w:rPr>
+        <w:t>Fourkas</w:t>
+      </w:r>
+      <w:proofErr w:type="spellEnd"/>
+      <w:r>
+        <w:rPr>
+          <w:rFonts w:ascii="Times New Roman" w:hAnsi="Times New Roman" w:cs="Times New Roman"/>
+          <w:color w:val="000000"/>
+          <w:sz w:val="20"/>
+        </w:rPr>
+        <w:t>, J.T. Rapid determination of the three-dimensional orientation of single molecules. Optics Letters 26(4), 211-213 (2001).</w:t>
       </w:r>
     </w:p>
     <w:p>
@@ -11954,7 +12543,25 @@
           <w:color w:val="000000"/>
           <w:sz w:val="20"/>
         </w:rPr>
-        <w:t>[7] Jonker, R. &amp; Volgenant, A. A shortest augmenting path algorithm for dense and sparse linear assignment problems. Computing 38, 325-340 (1987).</w:t>
+        <w:t xml:space="preserve">[7] Jonker, R. &amp; </w:t>
+      </w:r>
+      <w:proofErr w:type="spellStart"/>
+      <w:r>
+        <w:rPr>
+          <w:rFonts w:ascii="Times New Roman" w:hAnsi="Times New Roman" w:cs="Times New Roman"/>
+          <w:color w:val="000000"/>
+          <w:sz w:val="20"/>
+        </w:rPr>
+        <w:t>Volgenant</w:t>
+      </w:r>
+      <w:proofErr w:type="spellEnd"/>
+      <w:r>
+        <w:rPr>
+          <w:rFonts w:ascii="Times New Roman" w:hAnsi="Times New Roman" w:cs="Times New Roman"/>
+          <w:color w:val="000000"/>
+          <w:sz w:val="20"/>
+        </w:rPr>
+        <w:t>, A. A shortest augmenting path algorithm for dense and sparse linear assignment problems. Computing 38, 325-340 (1987).</w:t>
       </w:r>
     </w:p>
     <w:p>
@@ -11992,7 +12599,43 @@
           <w:color w:val="000000"/>
           <w:sz w:val="20"/>
         </w:rPr>
-        <w:t>[9] Linden, M., Chmyrov, V., Bhatt, D.K., Bhatt, R., et al. Single molecule imaging simulations with advanced fluorophore photophysics. Communications Biology 6, 56 (2023).</w:t>
+        <w:t xml:space="preserve">[9] Linden, M., </w:t>
+      </w:r>
+      <w:proofErr w:type="spellStart"/>
+      <w:r>
+        <w:rPr>
+          <w:rFonts w:ascii="Times New Roman" w:hAnsi="Times New Roman" w:cs="Times New Roman"/>
+          <w:color w:val="000000"/>
+          <w:sz w:val="20"/>
+        </w:rPr>
+        <w:t>Chmyrov</w:t>
+      </w:r>
+      <w:proofErr w:type="spellEnd"/>
+      <w:r>
+        <w:rPr>
+          <w:rFonts w:ascii="Times New Roman" w:hAnsi="Times New Roman" w:cs="Times New Roman"/>
+          <w:color w:val="000000"/>
+          <w:sz w:val="20"/>
+        </w:rPr>
+        <w:t xml:space="preserve">, V., Bhatt, D.K., Bhatt, R., et al. Single molecule imaging simulations with advanced fluorophore </w:t>
+      </w:r>
+      <w:proofErr w:type="spellStart"/>
+      <w:r>
+        <w:rPr>
+          <w:rFonts w:ascii="Times New Roman" w:hAnsi="Times New Roman" w:cs="Times New Roman"/>
+          <w:color w:val="000000"/>
+          <w:sz w:val="20"/>
+        </w:rPr>
+        <w:t>photophysics</w:t>
+      </w:r>
+      <w:proofErr w:type="spellEnd"/>
+      <w:r>
+        <w:rPr>
+          <w:rFonts w:ascii="Times New Roman" w:hAnsi="Times New Roman" w:cs="Times New Roman"/>
+          <w:color w:val="000000"/>
+          <w:sz w:val="20"/>
+        </w:rPr>
+        <w:t>. Communications Biology 6, 56 (2023).</w:t>
       </w:r>
     </w:p>
     <w:p>
@@ -12030,7 +12673,25 @@
           <w:color w:val="000000"/>
           <w:sz w:val="20"/>
         </w:rPr>
-        <w:t>[11] Michalet, X. Mean square displacement analysis of single-particle trajectories with localization error: Brownian motion in an isotropic medium. Physical Review E 82, 041914 (2010).</w:t>
+        <w:t xml:space="preserve">[11] </w:t>
+      </w:r>
+      <w:proofErr w:type="spellStart"/>
+      <w:r>
+        <w:rPr>
+          <w:rFonts w:ascii="Times New Roman" w:hAnsi="Times New Roman" w:cs="Times New Roman"/>
+          <w:color w:val="000000"/>
+          <w:sz w:val="20"/>
+        </w:rPr>
+        <w:t>Michalet</w:t>
+      </w:r>
+      <w:proofErr w:type="spellEnd"/>
+      <w:r>
+        <w:rPr>
+          <w:rFonts w:ascii="Times New Roman" w:hAnsi="Times New Roman" w:cs="Times New Roman"/>
+          <w:color w:val="000000"/>
+          <w:sz w:val="20"/>
+        </w:rPr>
+        <w:t>, X. Mean square displacement analysis of single-particle trajectories with localization error: Brownian motion in an isotropic medium. Physical Review E 82, 041914 (2010).</w:t>
       </w:r>
     </w:p>
     <w:p>

--- a/software6D/docs/6DSMOLM_tracking_methods.docx
+++ b/software6D/docs/6DSMOLM_tracking_methods.docx
@@ -327,23 +327,7 @@
           <w:rFonts w:ascii="Times New Roman" w:eastAsiaTheme="minorEastAsia" w:hAnsi="Times New Roman" w:cs="Times New Roman"/>
           <w:color w:val="000000"/>
         </w:rPr>
-        <w:t xml:space="preserve"> serves a dual role: it contributes an optional independent cost term and modulates the measure</w:t>
-      </w:r>
-      <w:proofErr w:type="spellStart"/>
-      <w:r>
-        <w:rPr>
-          <w:rFonts w:ascii="Times New Roman" w:eastAsiaTheme="minorEastAsia" w:hAnsi="Times New Roman" w:cs="Times New Roman"/>
-          <w:color w:val="000000"/>
-        </w:rPr>
-        <w:t>ment</w:t>
-      </w:r>
-      <w:proofErr w:type="spellEnd"/>
-      <w:r>
-        <w:rPr>
-          <w:rFonts w:ascii="Times New Roman" w:eastAsiaTheme="minorEastAsia" w:hAnsi="Times New Roman" w:cs="Times New Roman"/>
-          <w:color w:val="000000"/>
-        </w:rPr>
-        <w:t xml:space="preserve"> noise assigned to </w:t>
+        <w:t xml:space="preserve"> serves a dual role: it contributes an optional independent cost term and modulates the measurement noise assigned to </w:t>
       </w:r>
       <m:oMath>
         <m:r>
@@ -2474,7 +2458,23 @@
           <w:rFonts w:ascii="Times New Roman" w:eastAsiaTheme="minorEastAsia" w:hAnsi="Times New Roman" w:cs="Times New Roman"/>
           <w:color w:val="000000"/>
         </w:rPr>
-        <w:t xml:space="preserve">, the gain is large and the filter trusts the measurement. When </w:t>
+        <w:t xml:space="preserve">, the gain is </w:t>
+      </w:r>
+      <w:proofErr w:type="gramStart"/>
+      <w:r>
+        <w:rPr>
+          <w:rFonts w:ascii="Times New Roman" w:eastAsiaTheme="minorEastAsia" w:hAnsi="Times New Roman" w:cs="Times New Roman"/>
+          <w:color w:val="000000"/>
+        </w:rPr>
+        <w:t>large</w:t>
+      </w:r>
+      <w:proofErr w:type="gramEnd"/>
+      <w:r>
+        <w:rPr>
+          <w:rFonts w:ascii="Times New Roman" w:eastAsiaTheme="minorEastAsia" w:hAnsi="Times New Roman" w:cs="Times New Roman"/>
+          <w:color w:val="000000"/>
+        </w:rPr>
+        <w:t xml:space="preserve"> and the filter trusts the measurement. When </w:t>
       </w:r>
       <m:oMath>
         <m:r>
@@ -2506,7 +2506,23 @@
           <w:rFonts w:ascii="Times New Roman" w:eastAsiaTheme="minorEastAsia" w:hAnsi="Times New Roman" w:cs="Times New Roman"/>
           <w:color w:val="000000"/>
         </w:rPr>
-        <w:t>, the gain is small and the filter trusts its prediction.</w:t>
+        <w:t xml:space="preserve">, the gain is </w:t>
+      </w:r>
+      <w:proofErr w:type="gramStart"/>
+      <w:r>
+        <w:rPr>
+          <w:rFonts w:ascii="Times New Roman" w:eastAsiaTheme="minorEastAsia" w:hAnsi="Times New Roman" w:cs="Times New Roman"/>
+          <w:color w:val="000000"/>
+        </w:rPr>
+        <w:t>small</w:t>
+      </w:r>
+      <w:proofErr w:type="gramEnd"/>
+      <w:r>
+        <w:rPr>
+          <w:rFonts w:ascii="Times New Roman" w:eastAsiaTheme="minorEastAsia" w:hAnsi="Times New Roman" w:cs="Times New Roman"/>
+          <w:color w:val="000000"/>
+        </w:rPr>
+        <w:t xml:space="preserve"> and the filter trusts its prediction.</w:t>
       </w:r>
     </w:p>
     <w:p>
@@ -2917,7 +2933,23 @@
           <w:rFonts w:ascii="Times New Roman" w:eastAsiaTheme="minorEastAsia" w:hAnsi="Times New Roman" w:cs="Times New Roman"/>
           <w:color w:val="000000"/>
         </w:rPr>
-        <w:t>, multiplied by a user-specified factor (brownStdMult, default: 3). The search radius may be expanded based on local particle density, but is clamped between user-specified minimum and maximum values. Track-detection pairs whose distance exceeds the search radius are excluded from the cost matrix by setting their cost to infinity (nonlinkMarker) [1]. The remaining valid entries are then solved by the Jonker-Volgenant algorithm [7] to obtain the globally optimal frame-to-frame assignment.</w:t>
+        <w:t xml:space="preserve">, multiplied by a user-specified factor (brownStdMult, default: 3). The search radius may be expanded based on local particle </w:t>
+      </w:r>
+      <w:proofErr w:type="gramStart"/>
+      <w:r>
+        <w:rPr>
+          <w:rFonts w:ascii="Times New Roman" w:eastAsiaTheme="minorEastAsia" w:hAnsi="Times New Roman" w:cs="Times New Roman"/>
+          <w:color w:val="000000"/>
+        </w:rPr>
+        <w:t>density, but</w:t>
+      </w:r>
+      <w:proofErr w:type="gramEnd"/>
+      <w:r>
+        <w:rPr>
+          <w:rFonts w:ascii="Times New Roman" w:eastAsiaTheme="minorEastAsia" w:hAnsi="Times New Roman" w:cs="Times New Roman"/>
+          <w:color w:val="000000"/>
+        </w:rPr>
+        <w:t xml:space="preserve"> is clamped between user-specified minimum and maximum values. Track-detection pairs whose distance exceeds the search radius are excluded from the cost matrix by setting their cost to infinity (nonlinkMarker) [1]. The remaining valid entries are then solved by the Jonker-Volgenant algorithm [7] to obtain the globally optimal frame-to-frame assignment.</w:t>
       </w:r>
     </w:p>
     <w:p>
@@ -3122,7 +3154,27 @@
           <w:color w:val="808080"/>
           <w:sz w:val="16"/>
         </w:rPr>
-        <w:t>DSMOLMLink.m:611  |  generate6DTrajectories.m:367-368</w:t>
+        <w:t>DSMOLMLink.m:</w:t>
+      </w:r>
+      <w:proofErr w:type="gramStart"/>
+      <w:r>
+        <w:rPr>
+          <w:rFonts w:ascii="Consolas" w:hAnsi="Consolas"/>
+          <w:i/>
+          <w:color w:val="808080"/>
+          <w:sz w:val="16"/>
+        </w:rPr>
+        <w:t>611  |</w:t>
+      </w:r>
+      <w:proofErr w:type="gramEnd"/>
+      <w:r>
+        <w:rPr>
+          <w:rFonts w:ascii="Consolas" w:hAnsi="Consolas"/>
+          <w:i/>
+          <w:color w:val="808080"/>
+          <w:sz w:val="16"/>
+        </w:rPr>
+        <w:t xml:space="preserve">  generate6DTrajectories.m:367-368</w:t>
       </w:r>
     </w:p>
     <w:p>
@@ -3315,9 +3367,20 @@
           <w:color w:val="808080"/>
           <w:sz w:val="16"/>
         </w:rPr>
-        <w:t>Code: costMat6DSMOLMLink.m:624-625  (</w:t>
+        <w:t>Code: costMat6DSMOLMLink.m:624-</w:t>
+      </w:r>
+      <w:proofErr w:type="gramStart"/>
+      <w:r>
+        <w:rPr>
+          <w:rFonts w:ascii="Consolas" w:hAnsi="Consolas"/>
+          <w:i/>
+          <w:color w:val="808080"/>
+          <w:sz w:val="16"/>
+        </w:rPr>
+        <w:t>625  (</w:t>
       </w:r>
       <w:proofErr w:type="spellStart"/>
+      <w:proofErr w:type="gramEnd"/>
       <w:r>
         <w:rPr>
           <w:rFonts w:ascii="Consolas" w:hAnsi="Consolas"/>
@@ -3766,7 +3829,27 @@
           <w:color w:val="808080"/>
           <w:sz w:val="16"/>
         </w:rPr>
-        <w:t>Code: costMat6DSMOLMLink.m:426,429  |  generate6DTrajectories.m:619,632</w:t>
+        <w:t>Code: costMat6DSMOLMLink.m:</w:t>
+      </w:r>
+      <w:proofErr w:type="gramStart"/>
+      <w:r>
+        <w:rPr>
+          <w:rFonts w:ascii="Consolas" w:hAnsi="Consolas"/>
+          <w:i/>
+          <w:color w:val="808080"/>
+          <w:sz w:val="16"/>
+        </w:rPr>
+        <w:t>426,429  |</w:t>
+      </w:r>
+      <w:proofErr w:type="gramEnd"/>
+      <w:r>
+        <w:rPr>
+          <w:rFonts w:ascii="Consolas" w:hAnsi="Consolas"/>
+          <w:i/>
+          <w:color w:val="808080"/>
+          <w:sz w:val="16"/>
+        </w:rPr>
+        <w:t xml:space="preserve">  generate6DTrajectories.m:619,632</w:t>
       </w:r>
     </w:p>
     <w:p>
@@ -4130,7 +4213,23 @@
           <w:rFonts w:ascii="Times New Roman" w:eastAsiaTheme="minorEastAsia" w:hAnsi="Times New Roman" w:cs="Times New Roman"/>
           <w:color w:val="000000"/>
         </w:rPr>
-        <w:t xml:space="preserve"> about the learned angular-velocity axis, or leave it unchanged.</w:t>
+        <w:t xml:space="preserve"> about the learned </w:t>
+      </w:r>
+      <w:proofErr w:type="gramStart"/>
+      <w:r>
+        <w:rPr>
+          <w:rFonts w:ascii="Times New Roman" w:eastAsiaTheme="minorEastAsia" w:hAnsi="Times New Roman" w:cs="Times New Roman"/>
+          <w:color w:val="000000"/>
+        </w:rPr>
+        <w:t>angular-velocity</w:t>
+      </w:r>
+      <w:proofErr w:type="gramEnd"/>
+      <w:r>
+        <w:rPr>
+          <w:rFonts w:ascii="Times New Roman" w:eastAsiaTheme="minorEastAsia" w:hAnsi="Times New Roman" w:cs="Times New Roman"/>
+          <w:color w:val="000000"/>
+        </w:rPr>
+        <w:t xml:space="preserve"> axis, or leave it unchanged.</w:t>
       </w:r>
     </w:p>
     <w:p>
@@ -5522,9 +5621,9 @@
           <w:color w:val="808080"/>
           <w:sz w:val="16"/>
         </w:rPr>
-        <w:t>stMat6DSMOLMLink.m:738-740  (</w:t>
-      </w:r>
-      <w:proofErr w:type="spellStart"/>
+        <w:t>stMat6DSMOLMLink.m:738-</w:t>
+      </w:r>
+      <w:proofErr w:type="gramStart"/>
       <w:r>
         <w:rPr>
           <w:rFonts w:ascii="Consolas" w:hAnsi="Consolas"/>
@@ -5532,9 +5631,10 @@
           <w:color w:val="808080"/>
           <w:sz w:val="16"/>
         </w:rPr>
-        <w:t>rotateVector</w:t>
-      </w:r>
-      <w:proofErr w:type="spellEnd"/>
+        <w:t>740  (</w:t>
+      </w:r>
+      <w:proofErr w:type="spellStart"/>
+      <w:proofErr w:type="gramEnd"/>
       <w:r>
         <w:rPr>
           <w:rFonts w:ascii="Consolas" w:hAnsi="Consolas"/>
@@ -5542,7 +5642,37 @@
           <w:color w:val="808080"/>
           <w:sz w:val="16"/>
         </w:rPr>
-        <w:t>)  |  generate6DTrajectories.m:700-702  (rodrigues_rotate)</w:t>
+        <w:t>rotateVector</w:t>
+      </w:r>
+      <w:proofErr w:type="spellEnd"/>
+      <w:r>
+        <w:rPr>
+          <w:rFonts w:ascii="Consolas" w:hAnsi="Consolas"/>
+          <w:i/>
+          <w:color w:val="808080"/>
+          <w:sz w:val="16"/>
+        </w:rPr>
+        <w:t>)  |  generate6DTrajectories.m:700-702  (</w:t>
+      </w:r>
+      <w:proofErr w:type="spellStart"/>
+      <w:r>
+        <w:rPr>
+          <w:rFonts w:ascii="Consolas" w:hAnsi="Consolas"/>
+          <w:i/>
+          <w:color w:val="808080"/>
+          <w:sz w:val="16"/>
+        </w:rPr>
+        <w:t>rodrigues_rotate</w:t>
+      </w:r>
+      <w:proofErr w:type="spellEnd"/>
+      <w:r>
+        <w:rPr>
+          <w:rFonts w:ascii="Consolas" w:hAnsi="Consolas"/>
+          <w:i/>
+          <w:color w:val="808080"/>
+          <w:sz w:val="16"/>
+        </w:rPr>
+        <w:t>)</w:t>
       </w:r>
     </w:p>
     <w:p>
@@ -8519,7 +8649,27 @@
           <w:color w:val="808080"/>
           <w:sz w:val="16"/>
         </w:rPr>
-        <w:t xml:space="preserve">Code: costMat6DSMOLMLink.m:472-473  (min over </w:t>
+        <w:t>Code: costMat6DSMOLMLink.m:472-</w:t>
+      </w:r>
+      <w:proofErr w:type="gramStart"/>
+      <w:r>
+        <w:rPr>
+          <w:rFonts w:ascii="Consolas" w:hAnsi="Consolas"/>
+          <w:i/>
+          <w:color w:val="808080"/>
+          <w:sz w:val="16"/>
+        </w:rPr>
+        <w:t>473  (</w:t>
+      </w:r>
+      <w:proofErr w:type="gramEnd"/>
+      <w:r>
+        <w:rPr>
+          <w:rFonts w:ascii="Consolas" w:hAnsi="Consolas"/>
+          <w:i/>
+          <w:color w:val="808080"/>
+          <w:sz w:val="16"/>
+        </w:rPr>
+        <w:t xml:space="preserve">min over </w:t>
       </w:r>
       <w:proofErr w:type="spellStart"/>
       <w:r>
@@ -9409,9 +9559,9 @@
           <w:color w:val="808080"/>
           <w:sz w:val="16"/>
         </w:rPr>
-        <w:t>lap.m</w:t>
-      </w:r>
-      <w:proofErr w:type="spellEnd"/>
+        <w:t>lap.</w:t>
+      </w:r>
+      <w:proofErr w:type="gramStart"/>
       <w:r>
         <w:rPr>
           <w:rFonts w:ascii="Consolas" w:hAnsi="Consolas"/>
@@ -9419,7 +9569,27 @@
           <w:color w:val="808080"/>
           <w:sz w:val="16"/>
         </w:rPr>
-        <w:t xml:space="preserve">  (Jonker-</w:t>
+        <w:t>m</w:t>
+      </w:r>
+      <w:proofErr w:type="spellEnd"/>
+      <w:r>
+        <w:rPr>
+          <w:rFonts w:ascii="Consolas" w:hAnsi="Consolas"/>
+          <w:i/>
+          <w:color w:val="808080"/>
+          <w:sz w:val="16"/>
+        </w:rPr>
+        <w:t xml:space="preserve">  (</w:t>
+      </w:r>
+      <w:proofErr w:type="gramEnd"/>
+      <w:r>
+        <w:rPr>
+          <w:rFonts w:ascii="Consolas" w:hAnsi="Consolas"/>
+          <w:i/>
+          <w:color w:val="808080"/>
+          <w:sz w:val="16"/>
+        </w:rPr>
+        <w:t>Jonker-</w:t>
       </w:r>
       <w:proofErr w:type="spellStart"/>
       <w:r>
@@ -10427,7 +10597,27 @@
           <w:color w:val="808080"/>
           <w:sz w:val="16"/>
         </w:rPr>
-        <w:t xml:space="preserve">Code: generate6DTrajectories.m:279  (if rand &lt; </w:t>
+        <w:t>Code: generate6DTrajectories.m:</w:t>
+      </w:r>
+      <w:proofErr w:type="gramStart"/>
+      <w:r>
+        <w:rPr>
+          <w:rFonts w:ascii="Consolas" w:hAnsi="Consolas"/>
+          <w:i/>
+          <w:color w:val="808080"/>
+          <w:sz w:val="16"/>
+        </w:rPr>
+        <w:t>279  (</w:t>
+      </w:r>
+      <w:proofErr w:type="gramEnd"/>
+      <w:r>
+        <w:rPr>
+          <w:rFonts w:ascii="Consolas" w:hAnsi="Consolas"/>
+          <w:i/>
+          <w:color w:val="808080"/>
+          <w:sz w:val="16"/>
+        </w:rPr>
+        <w:t xml:space="preserve">if rand &lt; </w:t>
       </w:r>
       <w:proofErr w:type="spellStart"/>
       <w:r>
@@ -10555,7 +10745,27 @@
           <w:color w:val="808080"/>
           <w:sz w:val="16"/>
         </w:rPr>
-        <w:t xml:space="preserve">Code: generate6DTrajectories.m:283  (if rand &lt; </w:t>
+        <w:t>Code: generate6DTrajectories.m:</w:t>
+      </w:r>
+      <w:proofErr w:type="gramStart"/>
+      <w:r>
+        <w:rPr>
+          <w:rFonts w:ascii="Consolas" w:hAnsi="Consolas"/>
+          <w:i/>
+          <w:color w:val="808080"/>
+          <w:sz w:val="16"/>
+        </w:rPr>
+        <w:t>283  (</w:t>
+      </w:r>
+      <w:proofErr w:type="gramEnd"/>
+      <w:r>
+        <w:rPr>
+          <w:rFonts w:ascii="Consolas" w:hAnsi="Consolas"/>
+          <w:i/>
+          <w:color w:val="808080"/>
+          <w:sz w:val="16"/>
+        </w:rPr>
+        <w:t xml:space="preserve">if rand &lt; </w:t>
       </w:r>
       <w:proofErr w:type="spellStart"/>
       <w:r>
@@ -10683,7 +10893,27 @@
           <w:color w:val="808080"/>
           <w:sz w:val="16"/>
         </w:rPr>
-        <w:t xml:space="preserve">Code: generate6DTrajectories.m:272  (if rand &lt; </w:t>
+        <w:t>Code: generate6DTrajectories.m:</w:t>
+      </w:r>
+      <w:proofErr w:type="gramStart"/>
+      <w:r>
+        <w:rPr>
+          <w:rFonts w:ascii="Consolas" w:hAnsi="Consolas"/>
+          <w:i/>
+          <w:color w:val="808080"/>
+          <w:sz w:val="16"/>
+        </w:rPr>
+        <w:t>272  (</w:t>
+      </w:r>
+      <w:proofErr w:type="gramEnd"/>
+      <w:r>
+        <w:rPr>
+          <w:rFonts w:ascii="Consolas" w:hAnsi="Consolas"/>
+          <w:i/>
+          <w:color w:val="808080"/>
+          <w:sz w:val="16"/>
+        </w:rPr>
+        <w:t xml:space="preserve">if rand &lt; </w:t>
       </w:r>
       <w:proofErr w:type="spellStart"/>
       <w:r>
@@ -11157,9 +11387,20 @@
           <w:color w:val="808080"/>
           <w:sz w:val="16"/>
         </w:rPr>
-        <w:t>Code: generate6DTrajectories.m:435-436  (</w:t>
+        <w:t>Code: generate6DTrajectories.m:435-</w:t>
+      </w:r>
+      <w:proofErr w:type="gramStart"/>
+      <w:r>
+        <w:rPr>
+          <w:rFonts w:ascii="Consolas" w:hAnsi="Consolas"/>
+          <w:i/>
+          <w:color w:val="808080"/>
+          <w:sz w:val="16"/>
+        </w:rPr>
+        <w:t>436  (</w:t>
       </w:r>
       <w:proofErr w:type="spellStart"/>
+      <w:proofErr w:type="gramEnd"/>
       <w:r>
         <w:rPr>
           <w:rFonts w:ascii="Consolas" w:hAnsi="Consolas"/>
@@ -11305,9 +11546,20 @@
           <w:color w:val="808080"/>
           <w:sz w:val="16"/>
         </w:rPr>
-        <w:t>Code: generate6DTrajectories.m:438  (</w:t>
+        <w:t>Code: generate6DTrajectories.m:</w:t>
+      </w:r>
+      <w:proofErr w:type="gramStart"/>
+      <w:r>
+        <w:rPr>
+          <w:rFonts w:ascii="Consolas" w:hAnsi="Consolas"/>
+          <w:i/>
+          <w:color w:val="808080"/>
+          <w:sz w:val="16"/>
+        </w:rPr>
+        <w:t>438  (</w:t>
       </w:r>
       <w:proofErr w:type="spellStart"/>
+      <w:proofErr w:type="gramEnd"/>
       <w:r>
         <w:rPr>
           <w:rFonts w:ascii="Consolas" w:hAnsi="Consolas"/>
@@ -11749,7 +12001,23 @@
           <w:rFonts w:ascii="Times New Roman" w:eastAsiaTheme="minorEastAsia" w:hAnsi="Times New Roman" w:cs="Times New Roman"/>
           <w:color w:val="000000"/>
         </w:rPr>
-        <w:t xml:space="preserve"> [4]. The simulator does not enforce this relationship; the signal photon count and localization noise are independent user inputs. We evaluate tracking performance across a range of localization precisions, corresponding to experimental conditions spanning low to high signal-to-noise ratio:</w:t>
+        <w:t xml:space="preserve"> [4]. The simulator does not enforce this relationship; the signal photon </w:t>
+      </w:r>
+      <w:proofErr w:type="gramStart"/>
+      <w:r>
+        <w:rPr>
+          <w:rFonts w:ascii="Times New Roman" w:eastAsiaTheme="minorEastAsia" w:hAnsi="Times New Roman" w:cs="Times New Roman"/>
+          <w:color w:val="000000"/>
+        </w:rPr>
+        <w:t>count</w:t>
+      </w:r>
+      <w:proofErr w:type="gramEnd"/>
+      <w:r>
+        <w:rPr>
+          <w:rFonts w:ascii="Times New Roman" w:eastAsiaTheme="minorEastAsia" w:hAnsi="Times New Roman" w:cs="Times New Roman"/>
+          <w:color w:val="000000"/>
+        </w:rPr>
+        <w:t xml:space="preserve"> and localization noise are independent user inputs. We evaluate tracking performance across a range of localization precisions, corresponding to experimental conditions spanning low to high signal-to-noise ratio:</w:t>
       </w:r>
     </w:p>
     <w:p>
@@ -12171,7 +12439,7 @@
         </w:rPr>
         <w:lastRenderedPageBreak/>
         <w:drawing>
-          <wp:inline distT="0" distB="0" distL="0" distR="0" wp14:anchorId="4AC01E61" wp14:editId="35F713ED">
+          <wp:inline distT="0" distB="0" distL="0" distR="0" wp14:anchorId="4AC01E61" wp14:editId="63857713">
             <wp:extent cx="5486400" cy="4170485"/>
             <wp:effectExtent l="0" t="0" r="0" b="1905"/>
             <wp:docPr id="1733207017" name="Picture 1"/>
@@ -12227,7 +12495,25 @@
           <w:color w:val="000000"/>
           <w:sz w:val="20"/>
         </w:rPr>
-        <w:t>Figure A1. Rotational Brownian step on the unit sphere. (A) The dipole orientation μ (blue arrow) lies on the unit sphere S². The orange tangent plane touches S² only at μ and is everywhere perpendicular to μ. Because μ is constrained to unit length, any infinitesimal motion must lie within this plane. (B) Two orthogonal unit vectors e₁ (red) and e₂ (green) span the tangent plane at μ. They are constructed to be perpendicular to μ and to each other, providing two independent local directions in which the orientation can diffuse. (C) Two independent Gaussian samples a₁, a₂ ~ N(0, 2D_(rot)</w:t>
+        <w:t xml:space="preserve">Figure A1. Rotational Brownian step on the unit sphere. (A) The dipole orientation μ (blue arrow) lies on the unit sphere S². The orange tangent plane touches S² only at μ and is everywhere perpendicular to μ. Because μ is constrained to unit length, any infinitesimal motion must lie within this plane. (B) Two orthogonal unit vectors e₁ (red) and e₂ (green) span the tangent plane at μ. They are constructed to be perpendicular to μ and to each other, providing two independent local directions in which the orientation can diffuse. (C) Two independent Gaussian samples a₁, a₂ ~ </w:t>
+      </w:r>
+      <w:proofErr w:type="gramStart"/>
+      <w:r>
+        <w:rPr>
+          <w:rFonts w:ascii="Times New Roman" w:hAnsi="Times New Roman" w:cs="Times New Roman"/>
+          <w:color w:val="000000"/>
+          <w:sz w:val="20"/>
+        </w:rPr>
+        <w:t>N(</w:t>
+      </w:r>
+      <w:proofErr w:type="gramEnd"/>
+      <w:r>
+        <w:rPr>
+          <w:rFonts w:ascii="Times New Roman" w:hAnsi="Times New Roman" w:cs="Times New Roman"/>
+          <w:color w:val="000000"/>
+          <w:sz w:val="20"/>
+        </w:rPr>
+        <w:t>0, 2D_(rot)</w:t>
       </w:r>
       <w:proofErr w:type="spellStart"/>
       <w:r>
@@ -13925,4 +14211,26 @@
     </a:ext>
   </a:extLst>
 </a:theme>
+</file>
+
+<file path=word/webextensions/taskpanes.xml><?xml version="1.0" encoding="utf-8"?>
+<wetp:taskpanes xmlns:wetp="http://schemas.microsoft.com/office/webextensions/taskpanes/2010/11">
+  <wetp:taskpane dockstate="right" visibility="0" width="350" row="2">
+    <wetp:webextensionref xmlns:r="http://schemas.openxmlformats.org/officeDocument/2006/relationships" r:id="rId1"/>
+  </wetp:taskpane>
+</wetp:taskpanes>
+</file>
+
+<file path=word/webextensions/webextension1.xml><?xml version="1.0" encoding="utf-8"?>
+<we:webextension xmlns:we="http://schemas.microsoft.com/office/webextensions/webextension/2010/11" id="{A4383724-CA3C-49A3-8F66-E0A540BAFC53}">
+  <we:reference id="wa200010453" version="1.0.0.1" store="en-US" storeType="OMEX"/>
+  <we:alternateReferences>
+    <we:reference id="WA200010453" version="1.0.0.1" store="" storeType="OMEX"/>
+  </we:alternateReferences>
+  <we:properties>
+    <we:property name="claude.fileId" value="&quot;f634c55c-0d18-4c9f-a7d3-b4d9d6febb0b&quot;"/>
+  </we:properties>
+  <we:bindings/>
+  <we:snapshot xmlns:r="http://schemas.openxmlformats.org/officeDocument/2006/relationships"/>
+</we:webextension>
 </file>